--- a/Z-Archive-Per-Test/Z-Bid-Proposal-Agent/templates/default-proposal-template.docx
+++ b/Z-Archive-Per-Test/Z-Bid-Proposal-Agent/templates/default-proposal-template.docx
@@ -4684,6 +4684,7 @@
     <w:rsid w:val="00086314"/>
     <w:pPr>
       <w:spacing w:line="360" w:lineRule="auto"/>
+      <w:ind w:firstLine="560"/>
     </w:pPr>
     <w:rPr>
       <w:sz w:val="24"/>
@@ -5303,6 +5304,7 @@
     <w:rsid w:val="00DB4095"/>
     <w:pPr>
       <w:spacing w:after="120"/>
+      <w:ind w:firstLine="560"/>
     </w:pPr>
   </w:style>
   <w:style w:type="character" w:customStyle="1" w:styleId="af3">
